--- a/tillsyn/A 27985-2026 tillsynsbegäran.docx
+++ b/tillsyn/A 27985-2026 tillsynsbegäran.docx
@@ -708,7 +708,7 @@
     <w:r>
       <w:tab/>
       <w:tab/>
-      <w:t>2026-09-14</w:t>
+      <w:t>2026-09-15</w:t>
       <w:br/>
       <w:br/>
     </w:r>

--- a/tillsyn/A 27985-2026 tillsynsbegäran.docx
+++ b/tillsyn/A 27985-2026 tillsynsbegäran.docx
@@ -708,7 +708,7 @@
     <w:r>
       <w:tab/>
       <w:tab/>
-      <w:t>2026-09-15</w:t>
+      <w:t>2026-09-16</w:t>
       <w:br/>
       <w:br/>
     </w:r>

--- a/tillsyn/A 27985-2026 tillsynsbegäran.docx
+++ b/tillsyn/A 27985-2026 tillsynsbegäran.docx
@@ -708,7 +708,7 @@
     <w:r>
       <w:tab/>
       <w:tab/>
-      <w:t>2026-09-16</w:t>
+      <w:t>2026-09-17</w:t>
       <w:br/>
       <w:br/>
     </w:r>

--- a/tillsyn/A 27985-2026 tillsynsbegäran.docx
+++ b/tillsyn/A 27985-2026 tillsynsbegäran.docx
@@ -708,7 +708,7 @@
     <w:r>
       <w:tab/>
       <w:tab/>
-      <w:t>2026-09-17</w:t>
+      <w:t>2026-09-18</w:t>
       <w:br/>
       <w:br/>
     </w:r>

--- a/tillsyn/A 27985-2026 tillsynsbegäran.docx
+++ b/tillsyn/A 27985-2026 tillsynsbegäran.docx
@@ -708,7 +708,7 @@
     <w:r>
       <w:tab/>
       <w:tab/>
-      <w:t>2026-09-18</w:t>
+      <w:t>2026-09-19</w:t>
       <w:br/>
       <w:br/>
     </w:r>

--- a/tillsyn/A 27985-2026 tillsynsbegäran.docx
+++ b/tillsyn/A 27985-2026 tillsynsbegäran.docx
@@ -708,7 +708,7 @@
     <w:r>
       <w:tab/>
       <w:tab/>
-      <w:t>2026-09-19</w:t>
+      <w:t>2026-09-21</w:t>
       <w:br/>
       <w:br/>
     </w:r>

--- a/tillsyn/A 27985-2026 tillsynsbegäran.docx
+++ b/tillsyn/A 27985-2026 tillsynsbegäran.docx
@@ -708,7 +708,7 @@
     <w:r>
       <w:tab/>
       <w:tab/>
-      <w:t>2026-09-21</w:t>
+      <w:t>2026-09-23</w:t>
       <w:br/>
       <w:br/>
     </w:r>

--- a/tillsyn/A 27985-2026 tillsynsbegäran.docx
+++ b/tillsyn/A 27985-2026 tillsynsbegäran.docx
@@ -708,7 +708,7 @@
     <w:r>
       <w:tab/>
       <w:tab/>
-      <w:t>2026-09-23</w:t>
+      <w:t>2026-09-24</w:t>
       <w:br/>
       <w:br/>
     </w:r>

--- a/tillsyn/A 27985-2026 tillsynsbegäran.docx
+++ b/tillsyn/A 27985-2026 tillsynsbegäran.docx
@@ -708,7 +708,7 @@
     <w:r>
       <w:tab/>
       <w:tab/>
-      <w:t>2026-09-24</w:t>
+      <w:t>2026-09-25</w:t>
       <w:br/>
       <w:br/>
     </w:r>

--- a/tillsyn/A 27985-2026 tillsynsbegäran.docx
+++ b/tillsyn/A 27985-2026 tillsynsbegäran.docx
@@ -708,7 +708,7 @@
     <w:r>
       <w:tab/>
       <w:tab/>
-      <w:t>2026-09-25</w:t>
+      <w:t>2026-09-26</w:t>
       <w:br/>
       <w:br/>
     </w:r>

--- a/tillsyn/A 27985-2026 tillsynsbegäran.docx
+++ b/tillsyn/A 27985-2026 tillsynsbegäran.docx
@@ -708,7 +708,7 @@
     <w:r>
       <w:tab/>
       <w:tab/>
-      <w:t>2026-09-26</w:t>
+      <w:t>2026-09-27</w:t>
       <w:br/>
       <w:br/>
     </w:r>

--- a/tillsyn/A 27985-2026 tillsynsbegäran.docx
+++ b/tillsyn/A 27985-2026 tillsynsbegäran.docx
@@ -708,7 +708,7 @@
     <w:r>
       <w:tab/>
       <w:tab/>
-      <w:t>2026-09-27</w:t>
+      <w:t>2026-09-28</w:t>
       <w:br/>
       <w:br/>
     </w:r>

--- a/tillsyn/A 27985-2026 tillsynsbegäran.docx
+++ b/tillsyn/A 27985-2026 tillsynsbegäran.docx
@@ -708,7 +708,7 @@
     <w:r>
       <w:tab/>
       <w:tab/>
-      <w:t>2026-09-28</w:t>
+      <w:t>2026-09-29</w:t>
       <w:br/>
       <w:br/>
     </w:r>

--- a/tillsyn/A 27985-2026 tillsynsbegäran.docx
+++ b/tillsyn/A 27985-2026 tillsynsbegäran.docx
@@ -708,7 +708,7 @@
     <w:r>
       <w:tab/>
       <w:tab/>
-      <w:t>2026-09-29</w:t>
+      <w:t>2026-09-30</w:t>
       <w:br/>
       <w:br/>
     </w:r>

--- a/tillsyn/A 27985-2026 tillsynsbegäran.docx
+++ b/tillsyn/A 27985-2026 tillsynsbegäran.docx
@@ -708,7 +708,7 @@
     <w:r>
       <w:tab/>
       <w:tab/>
-      <w:t>2026-09-30</w:t>
+      <w:t>2026-10-01</w:t>
       <w:br/>
       <w:br/>
     </w:r>

--- a/tillsyn/A 27985-2026 tillsynsbegäran.docx
+++ b/tillsyn/A 27985-2026 tillsynsbegäran.docx
@@ -708,7 +708,7 @@
     <w:r>
       <w:tab/>
       <w:tab/>
-      <w:t>2026-10-01</w:t>
+      <w:t>2026-10-02</w:t>
       <w:br/>
       <w:br/>
     </w:r>

--- a/tillsyn/A 27985-2026 tillsynsbegäran.docx
+++ b/tillsyn/A 27985-2026 tillsynsbegäran.docx
@@ -708,7 +708,7 @@
     <w:r>
       <w:tab/>
       <w:tab/>
-      <w:t>2026-10-02</w:t>
+      <w:t>2026-10-03</w:t>
       <w:br/>
       <w:br/>
     </w:r>

--- a/tillsyn/A 27985-2026 tillsynsbegäran.docx
+++ b/tillsyn/A 27985-2026 tillsynsbegäran.docx
@@ -708,7 +708,7 @@
     <w:r>
       <w:tab/>
       <w:tab/>
-      <w:t>2026-10-03</w:t>
+      <w:t>2026-10-04</w:t>
       <w:br/>
       <w:br/>
     </w:r>

--- a/tillsyn/A 27985-2026 tillsynsbegäran.docx
+++ b/tillsyn/A 27985-2026 tillsynsbegäran.docx
@@ -708,7 +708,7 @@
     <w:r>
       <w:tab/>
       <w:tab/>
-      <w:t>2026-10-04</w:t>
+      <w:t>2026-10-05</w:t>
       <w:br/>
       <w:br/>
     </w:r>

--- a/tillsyn/A 27985-2026 tillsynsbegäran.docx
+++ b/tillsyn/A 27985-2026 tillsynsbegäran.docx
@@ -708,7 +708,7 @@
     <w:r>
       <w:tab/>
       <w:tab/>
-      <w:t>2026-10-05</w:t>
+      <w:t>2026-10-06</w:t>
       <w:br/>
       <w:br/>
     </w:r>

--- a/tillsyn/A 27985-2026 tillsynsbegäran.docx
+++ b/tillsyn/A 27985-2026 tillsynsbegäran.docx
@@ -708,7 +708,7 @@
     <w:r>
       <w:tab/>
       <w:tab/>
-      <w:t>2026-10-06</w:t>
+      <w:t>2026-10-07</w:t>
       <w:br/>
       <w:br/>
     </w:r>

--- a/tillsyn/A 27985-2026 tillsynsbegäran.docx
+++ b/tillsyn/A 27985-2026 tillsynsbegäran.docx
@@ -708,7 +708,7 @@
     <w:r>
       <w:tab/>
       <w:tab/>
-      <w:t>2026-10-07</w:t>
+      <w:t>2026-10-08</w:t>
       <w:br/>
       <w:br/>
     </w:r>

--- a/tillsyn/A 27985-2026 tillsynsbegäran.docx
+++ b/tillsyn/A 27985-2026 tillsynsbegäran.docx
@@ -708,7 +708,7 @@
     <w:r>
       <w:tab/>
       <w:tab/>
-      <w:t>2026-10-08</w:t>
+      <w:t>2026-10-09</w:t>
       <w:br/>
       <w:br/>
     </w:r>

--- a/tillsyn/A 27985-2026 tillsynsbegäran.docx
+++ b/tillsyn/A 27985-2026 tillsynsbegäran.docx
@@ -708,7 +708,7 @@
     <w:r>
       <w:tab/>
       <w:tab/>
-      <w:t>2026-10-09</w:t>
+      <w:t>2026-10-10</w:t>
       <w:br/>
       <w:br/>
     </w:r>

--- a/tillsyn/A 27985-2026 tillsynsbegäran.docx
+++ b/tillsyn/A 27985-2026 tillsynsbegäran.docx
@@ -708,7 +708,7 @@
     <w:r>
       <w:tab/>
       <w:tab/>
-      <w:t>2026-10-10</w:t>
+      <w:t>2026-10-11</w:t>
       <w:br/>
       <w:br/>
     </w:r>

--- a/tillsyn/A 27985-2026 tillsynsbegäran.docx
+++ b/tillsyn/A 27985-2026 tillsynsbegäran.docx
@@ -708,7 +708,7 @@
     <w:r>
       <w:tab/>
       <w:tab/>
-      <w:t>2026-10-11</w:t>
+      <w:t>2026-10-12</w:t>
       <w:br/>
       <w:br/>
     </w:r>

--- a/tillsyn/A 27985-2026 tillsynsbegäran.docx
+++ b/tillsyn/A 27985-2026 tillsynsbegäran.docx
@@ -708,7 +708,7 @@
     <w:r>
       <w:tab/>
       <w:tab/>
-      <w:t>2026-10-12</w:t>
+      <w:t>2026-10-13</w:t>
       <w:br/>
       <w:br/>
     </w:r>

--- a/tillsyn/A 27985-2026 tillsynsbegäran.docx
+++ b/tillsyn/A 27985-2026 tillsynsbegäran.docx
@@ -708,7 +708,7 @@
     <w:r>
       <w:tab/>
       <w:tab/>
-      <w:t>2026-10-13</w:t>
+      <w:t>2026-10-14</w:t>
       <w:br/>
       <w:br/>
     </w:r>

--- a/tillsyn/A 27985-2026 tillsynsbegäran.docx
+++ b/tillsyn/A 27985-2026 tillsynsbegäran.docx
@@ -708,7 +708,7 @@
     <w:r>
       <w:tab/>
       <w:tab/>
-      <w:t>2026-10-14</w:t>
+      <w:t>2026-10-15</w:t>
       <w:br/>
       <w:br/>
     </w:r>

--- a/tillsyn/A 27985-2026 tillsynsbegäran.docx
+++ b/tillsyn/A 27985-2026 tillsynsbegäran.docx
@@ -708,7 +708,7 @@
     <w:r>
       <w:tab/>
       <w:tab/>
-      <w:t>2026-10-15</w:t>
+      <w:t>2026-10-16</w:t>
       <w:br/>
       <w:br/>
     </w:r>

--- a/tillsyn/A 27985-2026 tillsynsbegäran.docx
+++ b/tillsyn/A 27985-2026 tillsynsbegäran.docx
@@ -708,7 +708,7 @@
     <w:r>
       <w:tab/>
       <w:tab/>
-      <w:t>2026-10-16</w:t>
+      <w:t>2026-10-17</w:t>
       <w:br/>
       <w:br/>
     </w:r>

--- a/tillsyn/A 27985-2026 tillsynsbegäran.docx
+++ b/tillsyn/A 27985-2026 tillsynsbegäran.docx
@@ -708,7 +708,7 @@
     <w:r>
       <w:tab/>
       <w:tab/>
-      <w:t>2026-10-17</w:t>
+      <w:t>2026-10-18</w:t>
       <w:br/>
       <w:br/>
     </w:r>

--- a/tillsyn/A 27985-2026 tillsynsbegäran.docx
+++ b/tillsyn/A 27985-2026 tillsynsbegäran.docx
@@ -708,7 +708,7 @@
     <w:r>
       <w:tab/>
       <w:tab/>
-      <w:t>2026-10-18</w:t>
+      <w:t>2026-10-19</w:t>
       <w:br/>
       <w:br/>
     </w:r>

--- a/tillsyn/A 27985-2026 tillsynsbegäran.docx
+++ b/tillsyn/A 27985-2026 tillsynsbegäran.docx
@@ -708,7 +708,7 @@
     <w:r>
       <w:tab/>
       <w:tab/>
-      <w:t>2026-10-19</w:t>
+      <w:t>2026-10-20</w:t>
       <w:br/>
       <w:br/>
     </w:r>

--- a/tillsyn/A 27985-2026 tillsynsbegäran.docx
+++ b/tillsyn/A 27985-2026 tillsynsbegäran.docx
@@ -708,7 +708,7 @@
     <w:r>
       <w:tab/>
       <w:tab/>
-      <w:t>2026-10-20</w:t>
+      <w:t>2026-10-21</w:t>
       <w:br/>
       <w:br/>
     </w:r>

--- a/tillsyn/A 27985-2026 tillsynsbegäran.docx
+++ b/tillsyn/A 27985-2026 tillsynsbegäran.docx
@@ -708,7 +708,7 @@
     <w:r>
       <w:tab/>
       <w:tab/>
-      <w:t>2026-10-21</w:t>
+      <w:t>2026-10-22</w:t>
       <w:br/>
       <w:br/>
     </w:r>

--- a/tillsyn/A 27985-2026 tillsynsbegäran.docx
+++ b/tillsyn/A 27985-2026 tillsynsbegäran.docx
@@ -708,7 +708,7 @@
     <w:r>
       <w:tab/>
       <w:tab/>
-      <w:t>2026-10-22</w:t>
+      <w:t>2026-10-23</w:t>
       <w:br/>
       <w:br/>
     </w:r>

--- a/tillsyn/A 27985-2026 tillsynsbegäran.docx
+++ b/tillsyn/A 27985-2026 tillsynsbegäran.docx
@@ -708,7 +708,7 @@
     <w:r>
       <w:tab/>
       <w:tab/>
-      <w:t>2026-10-23</w:t>
+      <w:t>2026-10-24</w:t>
       <w:br/>
       <w:br/>
     </w:r>

--- a/tillsyn/A 27985-2026 tillsynsbegäran.docx
+++ b/tillsyn/A 27985-2026 tillsynsbegäran.docx
@@ -708,7 +708,7 @@
     <w:r>
       <w:tab/>
       <w:tab/>
-      <w:t>2026-10-24</w:t>
+      <w:t>2026-10-25</w:t>
       <w:br/>
       <w:br/>
     </w:r>

--- a/tillsyn/A 27985-2026 tillsynsbegäran.docx
+++ b/tillsyn/A 27985-2026 tillsynsbegäran.docx
@@ -708,7 +708,7 @@
     <w:r>
       <w:tab/>
       <w:tab/>
-      <w:t>2026-10-25</w:t>
+      <w:t>2026-10-26</w:t>
       <w:br/>
       <w:br/>
     </w:r>

--- a/tillsyn/A 27985-2026 tillsynsbegäran.docx
+++ b/tillsyn/A 27985-2026 tillsynsbegäran.docx
@@ -708,7 +708,7 @@
     <w:r>
       <w:tab/>
       <w:tab/>
-      <w:t>2026-10-26</w:t>
+      <w:t>2026-10-27</w:t>
       <w:br/>
       <w:br/>
     </w:r>

--- a/tillsyn/A 27985-2026 tillsynsbegäran.docx
+++ b/tillsyn/A 27985-2026 tillsynsbegäran.docx
@@ -708,7 +708,7 @@
     <w:r>
       <w:tab/>
       <w:tab/>
-      <w:t>2026-10-27</w:t>
+      <w:t>2026-10-28</w:t>
       <w:br/>
       <w:br/>
     </w:r>

--- a/tillsyn/A 27985-2026 tillsynsbegäran.docx
+++ b/tillsyn/A 27985-2026 tillsynsbegäran.docx
@@ -708,7 +708,7 @@
     <w:r>
       <w:tab/>
       <w:tab/>
-      <w:t>2026-10-28</w:t>
+      <w:t>2026-10-29</w:t>
       <w:br/>
       <w:br/>
     </w:r>

--- a/tillsyn/A 27985-2026 tillsynsbegäran.docx
+++ b/tillsyn/A 27985-2026 tillsynsbegäran.docx
@@ -65,7 +65,7 @@
     </w:p>
     <w:p>
       <w:r>
-        <w:t>I och inom 22 meter från avverkningsanmälan finns fynd av 6 naturvårdsarter, varav 3 är rödlistade, 1 är fridlyst, 5 är typiska (T) och 2 är signalarter (S): kryddspindling (NT, T), vårärt (NT, T), äggvaxskivling (NT), svart trolldruva (S, T), underviol (S, T) och blåsippa (T, §9). Se Figur 1.</w:t>
+        <w:t>I och inom 22 meter från avverkningsanmälan finns fynd av 14 naturvårdsarter, varav 3 är rödlistade, 1 är fridlyst, 12 är typiska (T) och 4 är signalarter (S): kryddspindling (NT, T), vårärt (NT, T), äggvaxskivling (NT), svart trolldruva (S, T), svavelriska (S), trådticka (S, T), underviol (S, T), bergsslok (T), blåsippa (T, §9), brudborste (T), kransmossa (T), kärrfibbla (T), nordisk stormhatt (T) och ormbär (T). Se Figur 1.</w:t>
       </w:r>
     </w:p>
     <w:p>
@@ -207,6 +207,35 @@
         <w:rPr>
           <w:b/>
         </w:rPr>
+        <w:t xml:space="preserve">Trådticka </w:t>
+      </w:r>
+      <w:r>
+        <w:t xml:space="preserve">är knuten till grova granar i rikare ofta fuktiga miljöer. Den återfinns på både levande och döda träd samt stubbar och nyligen fallna träd. Karaktärsart för äldre fuktiga granskogsbiotoper, och i stor mängd är den en bra signalart för miljöer med andra rödlistade arter. Trådticka är typisk art för </w:t>
+      </w:r>
+      <w:r>
+        <w:rPr>
+          <w:i/>
+        </w:rPr>
+        <w:t xml:space="preserve">9010 Taiga </w:t>
+      </w:r>
+      <w:r>
+        <w:t xml:space="preserve">och </w:t>
+      </w:r>
+      <w:r>
+        <w:rPr>
+          <w:i/>
+        </w:rPr>
+        <w:t xml:space="preserve">9050 Näringsrik granskog </w:t>
+      </w:r>
+      <w:r>
+        <w:t>(SLU Artdatabanken, 2025).</w:t>
+      </w:r>
+    </w:p>
+    <w:p>
+      <w:r>
+        <w:rPr>
+          <w:b/>
+        </w:rPr>
         <w:t xml:space="preserve">Underviol </w:t>
       </w:r>
       <w:r>
@@ -236,6 +265,26 @@
         <w:rPr>
           <w:b/>
         </w:rPr>
+        <w:t xml:space="preserve">Bergsslok </w:t>
+      </w:r>
+      <w:r>
+        <w:t xml:space="preserve">är typisk art för </w:t>
+      </w:r>
+      <w:r>
+        <w:rPr>
+          <w:i/>
+        </w:rPr>
+        <w:t>9190 Näringsfattig ekskog</w:t>
+      </w:r>
+      <w:r>
+        <w:t xml:space="preserve"> (SLU Artdatabanken, 2025).</w:t>
+      </w:r>
+    </w:p>
+    <w:p>
+      <w:r>
+        <w:rPr>
+          <w:b/>
+        </w:rPr>
         <w:t>Blåsippa (§9)</w:t>
       </w:r>
       <w:r>
@@ -258,6 +307,151 @@
       </w:r>
       <w:r>
         <w:t xml:space="preserve"> (SLU Artdatabanken, 2025).</w:t>
+      </w:r>
+    </w:p>
+    <w:p>
+      <w:r>
+        <w:rPr>
+          <w:b/>
+        </w:rPr>
+        <w:t>Brudborste</w:t>
+      </w:r>
+      <w:r>
+        <w:t xml:space="preserve"> är typisk art för </w:t>
+      </w:r>
+      <w:r>
+        <w:rPr>
+          <w:i/>
+        </w:rPr>
+        <w:t xml:space="preserve">9050 Näringsrik granskog, 9040 Fjällbjörkskog, 6530 Lövängar, 6430 Högörtängar </w:t>
+      </w:r>
+      <w:r>
+        <w:t xml:space="preserve">och </w:t>
+      </w:r>
+      <w:r>
+        <w:rPr>
+          <w:i/>
+        </w:rPr>
+        <w:t>6510 Slåtterängar i låglandet</w:t>
+      </w:r>
+      <w:r>
+        <w:t xml:space="preserve"> (SLU Artdatabanken, 2025).</w:t>
+      </w:r>
+    </w:p>
+    <w:p>
+      <w:r>
+        <w:rPr>
+          <w:b/>
+        </w:rPr>
+        <w:t>Kransmossa</w:t>
+      </w:r>
+      <w:r>
+        <w:t xml:space="preserve"> är typisk art för </w:t>
+      </w:r>
+      <w:r>
+        <w:rPr>
+          <w:i/>
+        </w:rPr>
+        <w:t xml:space="preserve">9050 Näringsrik granskog </w:t>
+      </w:r>
+      <w:r>
+        <w:t xml:space="preserve">och </w:t>
+      </w:r>
+      <w:r>
+        <w:rPr>
+          <w:i/>
+        </w:rPr>
+        <w:t xml:space="preserve">6170 Alpina kalkgräsmarker </w:t>
+      </w:r>
+      <w:r>
+        <w:t>(SLU Artdatabanken, 2025).</w:t>
+      </w:r>
+    </w:p>
+    <w:p>
+      <w:r>
+        <w:rPr>
+          <w:b/>
+        </w:rPr>
+        <w:t>Kärrfibbla</w:t>
+      </w:r>
+      <w:r>
+        <w:t xml:space="preserve"> är typisk art för </w:t>
+      </w:r>
+      <w:r>
+        <w:rPr>
+          <w:i/>
+        </w:rPr>
+        <w:t xml:space="preserve">9050 Näringsrik granskog, 9080 Lövsumpskog </w:t>
+      </w:r>
+      <w:r>
+        <w:t>och</w:t>
+      </w:r>
+      <w:r>
+        <w:rPr>
+          <w:i/>
+        </w:rPr>
+        <w:t xml:space="preserve"> 9040 Fjällbjörkskog </w:t>
+      </w:r>
+      <w:r>
+        <w:t>(SLU Artdatabanken, 2025).</w:t>
+      </w:r>
+    </w:p>
+    <w:p>
+      <w:r>
+        <w:rPr>
+          <w:b/>
+        </w:rPr>
+        <w:t>Nordisk stormhatt</w:t>
+      </w:r>
+      <w:r>
+        <w:t xml:space="preserve"> är typisk art för </w:t>
+      </w:r>
+      <w:r>
+        <w:rPr>
+          <w:i/>
+        </w:rPr>
+        <w:t xml:space="preserve">9050 Näringsrik granskog, 9040 Fjällbjörkskog </w:t>
+      </w:r>
+      <w:r>
+        <w:t xml:space="preserve">och </w:t>
+      </w:r>
+      <w:r>
+        <w:rPr>
+          <w:i/>
+        </w:rPr>
+        <w:t>6430 Högörtängar</w:t>
+      </w:r>
+      <w:r>
+        <w:t>. Stormhattsrotvecklare (NT) samt stormhattshumla, som är rödlistad som nära hotad (NT) på den europeiska rödlistan, är knuten till nordisk stormhatt</w:t>
+      </w:r>
+      <w:r>
+        <w:rPr>
+          <w:i/>
+        </w:rPr>
+        <w:t xml:space="preserve"> </w:t>
+      </w:r>
+      <w:r>
+        <w:t>(SLU Artdatabanken, 2026; IUCN, 2025).</w:t>
+      </w:r>
+    </w:p>
+    <w:p>
+      <w:r>
+        <w:rPr>
+          <w:b/>
+        </w:rPr>
+        <w:t>Ormbär</w:t>
+      </w:r>
+      <w:r>
+        <w:t xml:space="preserve"> är typisk art för </w:t>
+      </w:r>
+      <w:r>
+        <w:rPr>
+          <w:i/>
+        </w:rPr>
+        <w:t xml:space="preserve">9050 Näringsrik granskog </w:t>
+      </w:r>
+      <w:r>
+        <w:t>(SLU Artdatabanken, 2025).</w:t>
       </w:r>
     </w:p>
     <w:p>
@@ -275,7 +469,7 @@
     </w:p>
     <w:p>
       <w:r>
-        <w:t>Följande typiska arter har sina livsmiljöer och växtplatser i den avverkningsanmälda skogen: kryddspindling (NT, T), vårärt (NT, T), svart trolldruva (S, T), underviol (S, T) och blåsippa (T, §9).</w:t>
+        <w:t>Följande typiska arter har sina livsmiljöer och växtplatser i den avverkningsanmälda skogen: kryddspindling (NT, T), vårärt (NT, T), svart trolldruva (S, T), trådticka (S, T), underviol (S, T), bergsslok (T), blåsippa (T, §9), brudborste (T), kransmossa (T), kärrfibbla (T), nordisk stormhatt (T) och ormbär (T).</w:t>
       </w:r>
     </w:p>
     <w:p>
@@ -708,7 +902,7 @@
     <w:r>
       <w:tab/>
       <w:tab/>
-      <w:t>2026-10-29</w:t>
+      <w:t>2026-10-31</w:t>
       <w:br/>
       <w:br/>
     </w:r>
